--- a/Samples/Views/Tutorial.cs.docx
+++ b/Samples/Views/Tutorial.cs.docx
@@ -1,6 +1,6 @@
 
 <file path=word/document.xml><?xml version="1.0" encoding="utf-8"?>
-<w:document xmlns:wpc="http://schemas.microsoft.com/office/word/2010/wordprocessingCanvas" xmlns:cx="http://schemas.microsoft.com/office/drawing/2014/chartex" xmlns:cx1="http://schemas.microsoft.com/office/drawing/2015/9/8/chartex" xmlns:cx2="http://schemas.microsoft.com/office/drawing/2015/10/21/chartex" xmlns:cx3="http://schemas.microsoft.com/office/drawing/2016/5/9/chartex" xmlns:cx4="http://schemas.microsoft.com/office/drawing/2016/5/10/chartex" xmlns:cx5="http://schemas.microsoft.com/office/drawing/2016/5/11/chartex" xmlns:cx6="http://schemas.microsoft.com/office/drawing/2016/5/12/chartex" xmlns:cx7="http://schemas.microsoft.com/office/drawing/2016/5/13/chartex" xmlns:cx8="http://schemas.microsoft.com/office/drawing/2016/5/14/chartex" xmlns:mc="http://schemas.openxmlformats.org/markup-compatibility/2006" xmlns:aink="http://schemas.microsoft.com/office/drawing/2016/ink" xmlns:am3d="http://schemas.microsoft.com/office/drawing/2017/model3d" xmlns:o="urn:schemas-microsoft-com:office:office" xmlns:oel="http://schemas.microsoft.com/office/2019/extlst" xmlns:r="http://schemas.openxmlformats.org/officeDocument/2006/relationships" xmlns:m="http://schemas.openxmlformats.org/officeDocument/2006/math" xmlns:v="urn:schemas-microsoft-com:vml" xmlns:wp14="http://schemas.microsoft.com/office/word/2010/wordprocessingDrawing" xmlns:wp="http://schemas.openxmlformats.org/drawingml/2006/wordprocessingDrawing" xmlns:w10="urn:schemas-microsoft-com:office:word" xmlns:w="http://schemas.openxmlformats.org/wordprocessingml/2006/main" xmlns:w14="http://schemas.microsoft.com/office/word/2010/wordml" xmlns:w15="http://schemas.microsoft.com/office/word/2012/wordml" xmlns:w16cex="http://schemas.microsoft.com/office/word/2018/wordml/cex" xmlns:w16cid="http://schemas.microsoft.com/office/word/2016/wordml/cid" xmlns:w16="http://schemas.microsoft.com/office/word/2018/wordml" xmlns:w16du="http://schemas.microsoft.com/office/word/2023/wordml/word16du" xmlns:w16sdtdh="http://schemas.microsoft.com/office/word/2020/wordml/sdtdatahash" xmlns:w16se="http://schemas.microsoft.com/office/word/2015/wordml/symex" xmlns:wpg="http://schemas.microsoft.com/office/word/2010/wordprocessingGroup" xmlns:wpi="http://schemas.microsoft.com/office/word/2010/wordprocessingInk" xmlns:wne="http://schemas.microsoft.com/office/word/2006/wordml" xmlns:wps="http://schemas.microsoft.com/office/word/2010/wordprocessingShape" mc:Ignorable="w14 w15 w16se w16cid w16 w16cex w16sdtdh w16du wp14">
+<w:document xmlns:wpc="http://schemas.microsoft.com/office/word/2010/wordprocessingCanvas" xmlns:cx="http://schemas.microsoft.com/office/drawing/2014/chartex" xmlns:cx1="http://schemas.microsoft.com/office/drawing/2015/9/8/chartex" xmlns:cx2="http://schemas.microsoft.com/office/drawing/2015/10/21/chartex" xmlns:cx3="http://schemas.microsoft.com/office/drawing/2016/5/9/chartex" xmlns:cx4="http://schemas.microsoft.com/office/drawing/2016/5/10/chartex" xmlns:cx5="http://schemas.microsoft.com/office/drawing/2016/5/11/chartex" xmlns:cx6="http://schemas.microsoft.com/office/drawing/2016/5/12/chartex" xmlns:cx7="http://schemas.microsoft.com/office/drawing/2016/5/13/chartex" xmlns:cx8="http://schemas.microsoft.com/office/drawing/2016/5/14/chartex" xmlns:mc="http://schemas.openxmlformats.org/markup-compatibility/2006" xmlns:aink="http://schemas.microsoft.com/office/drawing/2016/ink" xmlns:am3d="http://schemas.microsoft.com/office/drawing/2017/model3d" xmlns:o="urn:schemas-microsoft-com:office:office" xmlns:oel="http://schemas.microsoft.com/office/2019/extlst" xmlns:r="http://schemas.openxmlformats.org/officeDocument/2006/relationships" xmlns:m="http://schemas.openxmlformats.org/officeDocument/2006/math" xmlns:v="urn:schemas-microsoft-com:vml" xmlns:wp14="http://schemas.microsoft.com/office/word/2010/wordprocessingDrawing" xmlns:wp="http://schemas.openxmlformats.org/drawingml/2006/wordprocessingDrawing" xmlns:w10="urn:schemas-microsoft-com:office:word" xmlns:w="http://schemas.openxmlformats.org/wordprocessingml/2006/main" xmlns:w14="http://schemas.microsoft.com/office/word/2010/wordml" xmlns:w15="http://schemas.microsoft.com/office/word/2012/wordml" xmlns:w16cex="http://schemas.microsoft.com/office/word/2018/wordml/cex" xmlns:w16cid="http://schemas.microsoft.com/office/word/2016/wordml/cid" xmlns:w16="http://schemas.microsoft.com/office/word/2018/wordml" xmlns:w16du="http://schemas.microsoft.com/office/word/2023/wordml/word16du" xmlns:w16sdtdh="http://schemas.microsoft.com/office/word/2020/wordml/sdtdatahash" xmlns:w16sdtfl="http://schemas.microsoft.com/office/word/2024/wordml/sdtformatlock" xmlns:w16se="http://schemas.microsoft.com/office/word/2015/wordml/symex" xmlns:wpg="http://schemas.microsoft.com/office/word/2010/wordprocessingGroup" xmlns:wpi="http://schemas.microsoft.com/office/word/2010/wordprocessingInk" xmlns:wne="http://schemas.microsoft.com/office/word/2006/wordml" xmlns:wps="http://schemas.microsoft.com/office/word/2010/wordprocessingShape" mc:Ignorable="w14 w15 w16se w16cid w16 w16cex w16sdtdh w16sdtfl w16du wp14">
   <w:background w:color="FFFFFF" w:themeColor="background1"/>
   <w:body>
     <w:sdt>
@@ -827,7 +827,19 @@
         <w:rPr>
           <w:lang w:val="en-US"/>
         </w:rPr>
-        <w:t xml:space="preserve"> 5.0 - .NET 8.0 </w:t>
+        <w:t xml:space="preserve"> 5.0 - .NET </w:t>
+      </w:r>
+      <w:r>
+        <w:rPr>
+          <w:lang w:val="en-US"/>
+        </w:rPr>
+        <w:t>11</w:t>
+      </w:r>
+      <w:r>
+        <w:rPr>
+          <w:lang w:val="en-US"/>
+        </w:rPr>
+        <w:t xml:space="preserve">.0 </w:t>
       </w:r>
       <w:r>
         <w:rPr>
@@ -6043,7 +6055,6 @@
           <w:color w:val="000000"/>
           <w:sz w:val="19"/>
           <w:szCs w:val="19"/>
-          <w:lang/>
         </w:rPr>
         <w:t>Image</w:t>
       </w:r>
@@ -6063,7 +6074,6 @@
           <w:color w:val="000000"/>
           <w:sz w:val="19"/>
           <w:szCs w:val="19"/>
-          <w:lang/>
         </w:rPr>
         <w:t xml:space="preserve">(Stream stream, </w:t>
       </w:r>
@@ -6073,7 +6083,6 @@
           <w:color w:val="0000FF"/>
           <w:sz w:val="19"/>
           <w:szCs w:val="19"/>
-          <w:lang/>
         </w:rPr>
         <w:t>int</w:t>
       </w:r>
@@ -6083,7 +6092,6 @@
           <w:color w:val="000000"/>
           <w:sz w:val="19"/>
           <w:szCs w:val="19"/>
-          <w:lang/>
         </w:rPr>
         <w:t xml:space="preserve"> percentage = 100, </w:t>
       </w:r>
@@ -6093,7 +6101,6 @@
           <w:color w:val="0000FF"/>
           <w:sz w:val="19"/>
           <w:szCs w:val="19"/>
-          <w:lang/>
         </w:rPr>
         <w:t>string</w:t>
       </w:r>
@@ -6103,7 +6110,6 @@
           <w:color w:val="000000"/>
           <w:sz w:val="19"/>
           <w:szCs w:val="19"/>
-          <w:lang/>
         </w:rPr>
         <w:t xml:space="preserve"> extension = </w:t>
       </w:r>
@@ -6113,7 +6119,6 @@
           <w:color w:val="0000FF"/>
           <w:sz w:val="19"/>
           <w:szCs w:val="19"/>
-          <w:lang/>
         </w:rPr>
         <w:t>null</w:t>
       </w:r>
@@ -6123,7 +6128,6 @@
           <w:color w:val="000000"/>
           <w:sz w:val="19"/>
           <w:szCs w:val="19"/>
-          <w:lang/>
         </w:rPr>
         <w:t>)</w:t>
       </w:r>
@@ -7424,7 +7428,19 @@
         <w:rPr>
           <w:lang w:val="en-US"/>
         </w:rPr>
-        <w:t xml:space="preserve">The Tutorial, Inheritance and Model samples will by default be </w:t>
+        <w:t>The Tutorial</w:t>
+      </w:r>
+      <w:r>
+        <w:rPr>
+          <w:lang w:val="en-US"/>
+        </w:rPr>
+        <w:t xml:space="preserve"> and samples w</w:t>
+      </w:r>
+      <w:r>
+        <w:rPr>
+          <w:lang w:val="en-US"/>
+        </w:rPr>
+        <w:t xml:space="preserve">ill by default be </w:t>
       </w:r>
       <w:r>
         <w:rPr>
@@ -7436,100 +7452,21 @@
         <w:rPr>
           <w:lang w:val="en-US"/>
         </w:rPr>
-        <w:t xml:space="preserve"> for .NET Framework 4.</w:t>
-      </w:r>
-      <w:r>
-        <w:rPr>
-          <w:lang w:val="en-US"/>
-        </w:rPr>
-        <w:t xml:space="preserve">8 and </w:t>
-      </w:r>
-      <w:r>
-        <w:rPr>
-          <w:lang w:val="en-US"/>
-        </w:rPr>
-        <w:t>.NET 6.0</w:t>
-      </w:r>
-      <w:r>
-        <w:rPr>
-          <w:lang w:val="en-US"/>
-        </w:rPr>
-        <w:t>. The</w:t>
-      </w:r>
-      <w:r>
-        <w:rPr>
-          <w:lang w:val="en-US"/>
-        </w:rPr>
-        <w:t xml:space="preserve">.NET 6.0 </w:t>
-      </w:r>
-      <w:r>
-        <w:rPr>
-          <w:lang w:val="en-US"/>
-        </w:rPr>
-        <w:t>build will use the .NET Standard 2.0 version of SharpDocx.</w:t>
-      </w:r>
-    </w:p>
-    <w:p>
-      <w:pPr>
-        <w:rPr>
-          <w:lang w:val="en-US"/>
-        </w:rPr>
-      </w:pPr>
-      <w:r>
-        <w:rPr>
-          <w:lang w:val="en-US"/>
-        </w:rPr>
-        <w:t>The samples will by default run in .NET Framework 4.</w:t>
-      </w:r>
-      <w:r>
-        <w:rPr>
-          <w:lang w:val="en-US"/>
-        </w:rPr>
-        <w:t>8</w:t>
-      </w:r>
-      <w:r>
-        <w:rPr>
-          <w:lang w:val="en-US"/>
-        </w:rPr>
-        <w:t xml:space="preserve"> in Visual Studio 2022</w:t>
-      </w:r>
-      <w:r>
-        <w:rPr>
-          <w:lang w:val="en-US"/>
-        </w:rPr>
-        <w:t xml:space="preserve">. If you want to change this, right click on the </w:t>
-      </w:r>
-      <w:r>
-        <w:rPr>
-          <w:lang w:val="en-US"/>
-        </w:rPr>
-        <w:t>project</w:t>
-      </w:r>
-      <w:r>
-        <w:rPr>
-          <w:lang w:val="en-US"/>
-        </w:rPr>
-        <w:t xml:space="preserve"> file in and select </w:t>
-      </w:r>
-      <w:r>
-        <w:rPr>
-          <w:b/>
-          <w:lang w:val="en-US"/>
-        </w:rPr>
-        <w:t xml:space="preserve">Edit </w:t>
-      </w:r>
-      <w:r>
-        <w:rPr>
-          <w:b/>
-          <w:lang w:val="en-US"/>
-        </w:rPr>
-        <w:t>Project File</w:t>
-      </w:r>
-      <w:r>
-        <w:rPr>
-          <w:lang w:val="en-US"/>
-        </w:rPr>
-        <w:t>. This will open the csproj</w:t>
+        <w:t xml:space="preserve"> for .NET </w:t>
+      </w:r>
+      <w:r>
+        <w:rPr>
+          <w:lang w:val="en-US"/>
+        </w:rPr>
+        <w:t xml:space="preserve">10.0, but older target frameworks are also supported. Just change </w:t>
+      </w:r>
+      <w:r>
+        <w:rPr>
+          <w:i/>
+          <w:iCs/>
+          <w:lang w:val="en-US"/>
+        </w:rPr>
+        <w:t>TargetFrameworks</w:t>
       </w:r>
       <w:r>
         <w:rPr>
@@ -7541,7 +7478,7 @@
         <w:rPr>
           <w:lang w:val="en-US"/>
         </w:rPr>
-        <w:t>file. The first target named on this line will be used for startup/debugging in Visual Studio:</w:t>
+        <w:t>in the csproj-file:</w:t>
       </w:r>
     </w:p>
     <w:p>
@@ -7608,26 +7545,6 @@
       <w:r>
         <w:rPr>
           <w:rFonts w:ascii="Consolas" w:hAnsi="Consolas" w:cs="Consolas"/>
-          <w:color w:val="000000"/>
-          <w:sz w:val="19"/>
-          <w:szCs w:val="19"/>
-          <w:lang w:val="en-US"/>
-        </w:rPr>
-        <w:t>;</w:t>
-      </w:r>
-      <w:r>
-        <w:rPr>
-          <w:rFonts w:ascii="Consolas" w:hAnsi="Consolas" w:cs="Consolas"/>
-          <w:color w:val="000000"/>
-          <w:sz w:val="19"/>
-          <w:szCs w:val="19"/>
-          <w:lang w:val="en-US"/>
-        </w:rPr>
-        <w:t>net6.0</w:t>
-      </w:r>
-      <w:r>
-        <w:rPr>
-          <w:rFonts w:ascii="Consolas" w:hAnsi="Consolas" w:cs="Consolas"/>
           <w:color w:val="0000FF"/>
           <w:sz w:val="19"/>
           <w:szCs w:val="19"/>
@@ -7688,7 +7605,19 @@
         <w:rPr>
           <w:lang w:val="en-US"/>
         </w:rPr>
-        <w:t xml:space="preserve"> and net7.0. </w:t>
+        <w:t xml:space="preserve">, </w:t>
+      </w:r>
+      <w:r>
+        <w:rPr>
+          <w:lang w:val="en-US"/>
+        </w:rPr>
+        <w:t>net7.0</w:t>
+      </w:r>
+      <w:r>
+        <w:rPr>
+          <w:lang w:val="en-US"/>
+        </w:rPr>
+        <w:t>, net8.0, net9.0, net10.0 and net11.0.</w:t>
       </w:r>
     </w:p>
     <w:p>
@@ -7830,6 +7759,16 @@
         </w:rPr>
         <w:t>dotnet build SharpDocx.sln</w:t>
       </w:r>
+      <w:r>
+        <w:rPr>
+          <w:rFonts w:ascii="Consolas" w:hAnsi="Consolas" w:cs="Consolas"/>
+          <w:color w:val="000000"/>
+          <w:sz w:val="19"/>
+          <w:szCs w:val="19"/>
+          <w:lang w:val="en-US"/>
+        </w:rPr>
+        <w:t>x</w:t>
+      </w:r>
     </w:p>
     <w:p>
       <w:pPr>
@@ -7854,15 +7793,9 @@
           <w:szCs w:val="19"/>
           <w:lang w:val="en-US"/>
         </w:rPr>
-        <w:t>dotnet Samples/SampleProjects/Tutorial/bin/Debug/net6.0/Tutorial.dll</w:t>
-      </w:r>
-    </w:p>
-    <w:p>
-      <w:pPr>
-        <w:autoSpaceDE w:val="0"/>
-        <w:autoSpaceDN w:val="0"/>
-        <w:adjustRightInd w:val="0"/>
-        <w:spacing w:after="0" w:line="240" w:lineRule="auto"/>
+        <w:t>dotnet Samples/SampleProjects/Tutorial/bin/Debug/net</w:t>
+      </w:r>
+      <w:r>
         <w:rPr>
           <w:rFonts w:ascii="Consolas" w:hAnsi="Consolas" w:cs="Consolas"/>
           <w:color w:val="000000"/>
@@ -7870,14 +7803,9 @@
           <w:szCs w:val="19"/>
           <w:lang w:val="en-US"/>
         </w:rPr>
-      </w:pPr>
-    </w:p>
-    <w:p>
-      <w:pPr>
-        <w:autoSpaceDE w:val="0"/>
-        <w:autoSpaceDN w:val="0"/>
-        <w:adjustRightInd w:val="0"/>
-        <w:spacing w:after="0" w:line="240" w:lineRule="auto"/>
+        <w:t>10</w:t>
+      </w:r>
+      <w:r>
         <w:rPr>
           <w:rFonts w:ascii="Consolas" w:hAnsi="Consolas" w:cs="Consolas"/>
           <w:color w:val="000000"/>
@@ -7885,12 +7813,7 @@
           <w:szCs w:val="19"/>
           <w:lang w:val="en-US"/>
         </w:rPr>
-      </w:pPr>
-      <w:r>
-        <w:rPr>
-          <w:lang w:val="en-US"/>
-        </w:rPr>
-        <w:t>If you want you can remove the net48 target from all projects on Unix-like systems, because they will produce Windows executables.</w:t>
+        <w:t>.0/Tutorial.dll</w:t>
       </w:r>
     </w:p>
     <w:p>
@@ -7922,7 +7845,7 @@
 </file>
 
 <file path=word/endnotes.xml><?xml version="1.0" encoding="utf-8"?>
-<w:endnotes xmlns:wpc="http://schemas.microsoft.com/office/word/2010/wordprocessingCanvas" xmlns:cx="http://schemas.microsoft.com/office/drawing/2014/chartex" xmlns:cx1="http://schemas.microsoft.com/office/drawing/2015/9/8/chartex" xmlns:cx2="http://schemas.microsoft.com/office/drawing/2015/10/21/chartex" xmlns:cx3="http://schemas.microsoft.com/office/drawing/2016/5/9/chartex" xmlns:cx4="http://schemas.microsoft.com/office/drawing/2016/5/10/chartex" xmlns:cx5="http://schemas.microsoft.com/office/drawing/2016/5/11/chartex" xmlns:cx6="http://schemas.microsoft.com/office/drawing/2016/5/12/chartex" xmlns:cx7="http://schemas.microsoft.com/office/drawing/2016/5/13/chartex" xmlns:cx8="http://schemas.microsoft.com/office/drawing/2016/5/14/chartex" xmlns:mc="http://schemas.openxmlformats.org/markup-compatibility/2006" xmlns:aink="http://schemas.microsoft.com/office/drawing/2016/ink" xmlns:am3d="http://schemas.microsoft.com/office/drawing/2017/model3d" xmlns:o="urn:schemas-microsoft-com:office:office" xmlns:oel="http://schemas.microsoft.com/office/2019/extlst" xmlns:r="http://schemas.openxmlformats.org/officeDocument/2006/relationships" xmlns:m="http://schemas.openxmlformats.org/officeDocument/2006/math" xmlns:v="urn:schemas-microsoft-com:vml" xmlns:wp14="http://schemas.microsoft.com/office/word/2010/wordprocessingDrawing" xmlns:wp="http://schemas.openxmlformats.org/drawingml/2006/wordprocessingDrawing" xmlns:w10="urn:schemas-microsoft-com:office:word" xmlns:w="http://schemas.openxmlformats.org/wordprocessingml/2006/main" xmlns:w14="http://schemas.microsoft.com/office/word/2010/wordml" xmlns:w15="http://schemas.microsoft.com/office/word/2012/wordml" xmlns:w16cex="http://schemas.microsoft.com/office/word/2018/wordml/cex" xmlns:w16cid="http://schemas.microsoft.com/office/word/2016/wordml/cid" xmlns:w16="http://schemas.microsoft.com/office/word/2018/wordml" xmlns:w16du="http://schemas.microsoft.com/office/word/2023/wordml/word16du" xmlns:w16sdtdh="http://schemas.microsoft.com/office/word/2020/wordml/sdtdatahash" xmlns:w16se="http://schemas.microsoft.com/office/word/2015/wordml/symex" xmlns:wpg="http://schemas.microsoft.com/office/word/2010/wordprocessingGroup" xmlns:wpi="http://schemas.microsoft.com/office/word/2010/wordprocessingInk" xmlns:wne="http://schemas.microsoft.com/office/word/2006/wordml" xmlns:wps="http://schemas.microsoft.com/office/word/2010/wordprocessingShape" mc:Ignorable="w14 w15 w16se w16cid w16 w16cex w16sdtdh w16du wp14">
+<w:endnotes xmlns:wpc="http://schemas.microsoft.com/office/word/2010/wordprocessingCanvas" xmlns:cx="http://schemas.microsoft.com/office/drawing/2014/chartex" xmlns:cx1="http://schemas.microsoft.com/office/drawing/2015/9/8/chartex" xmlns:cx2="http://schemas.microsoft.com/office/drawing/2015/10/21/chartex" xmlns:cx3="http://schemas.microsoft.com/office/drawing/2016/5/9/chartex" xmlns:cx4="http://schemas.microsoft.com/office/drawing/2016/5/10/chartex" xmlns:cx5="http://schemas.microsoft.com/office/drawing/2016/5/11/chartex" xmlns:cx6="http://schemas.microsoft.com/office/drawing/2016/5/12/chartex" xmlns:cx7="http://schemas.microsoft.com/office/drawing/2016/5/13/chartex" xmlns:cx8="http://schemas.microsoft.com/office/drawing/2016/5/14/chartex" xmlns:mc="http://schemas.openxmlformats.org/markup-compatibility/2006" xmlns:aink="http://schemas.microsoft.com/office/drawing/2016/ink" xmlns:am3d="http://schemas.microsoft.com/office/drawing/2017/model3d" xmlns:o="urn:schemas-microsoft-com:office:office" xmlns:oel="http://schemas.microsoft.com/office/2019/extlst" xmlns:r="http://schemas.openxmlformats.org/officeDocument/2006/relationships" xmlns:m="http://schemas.openxmlformats.org/officeDocument/2006/math" xmlns:v="urn:schemas-microsoft-com:vml" xmlns:wp14="http://schemas.microsoft.com/office/word/2010/wordprocessingDrawing" xmlns:wp="http://schemas.openxmlformats.org/drawingml/2006/wordprocessingDrawing" xmlns:w10="urn:schemas-microsoft-com:office:word" xmlns:w="http://schemas.openxmlformats.org/wordprocessingml/2006/main" xmlns:w14="http://schemas.microsoft.com/office/word/2010/wordml" xmlns:w15="http://schemas.microsoft.com/office/word/2012/wordml" xmlns:w16cex="http://schemas.microsoft.com/office/word/2018/wordml/cex" xmlns:w16cid="http://schemas.microsoft.com/office/word/2016/wordml/cid" xmlns:w16="http://schemas.microsoft.com/office/word/2018/wordml" xmlns:w16du="http://schemas.microsoft.com/office/word/2023/wordml/word16du" xmlns:w16sdtdh="http://schemas.microsoft.com/office/word/2020/wordml/sdtdatahash" xmlns:w16sdtfl="http://schemas.microsoft.com/office/word/2024/wordml/sdtformatlock" xmlns:w16se="http://schemas.microsoft.com/office/word/2015/wordml/symex" xmlns:wpg="http://schemas.microsoft.com/office/word/2010/wordprocessingGroup" xmlns:wpi="http://schemas.microsoft.com/office/word/2010/wordprocessingInk" xmlns:wne="http://schemas.microsoft.com/office/word/2006/wordml" xmlns:wps="http://schemas.microsoft.com/office/word/2010/wordprocessingShape" mc:Ignorable="w14 w15 w16se w16cid w16 w16cex w16sdtdh w16sdtfl w16du wp14">
   <w:endnote w:type="separator" w:id="-1">
     <w:p>
       <w:r>
@@ -7941,7 +7864,7 @@
 </file>
 
 <file path=word/footer1.xml><?xml version="1.0" encoding="utf-8"?>
-<w:ftr xmlns:wpc="http://schemas.microsoft.com/office/word/2010/wordprocessingCanvas" xmlns:cx="http://schemas.microsoft.com/office/drawing/2014/chartex" xmlns:cx1="http://schemas.microsoft.com/office/drawing/2015/9/8/chartex" xmlns:cx2="http://schemas.microsoft.com/office/drawing/2015/10/21/chartex" xmlns:cx3="http://schemas.microsoft.com/office/drawing/2016/5/9/chartex" xmlns:cx4="http://schemas.microsoft.com/office/drawing/2016/5/10/chartex" xmlns:cx5="http://schemas.microsoft.com/office/drawing/2016/5/11/chartex" xmlns:cx6="http://schemas.microsoft.com/office/drawing/2016/5/12/chartex" xmlns:cx7="http://schemas.microsoft.com/office/drawing/2016/5/13/chartex" xmlns:cx8="http://schemas.microsoft.com/office/drawing/2016/5/14/chartex" xmlns:mc="http://schemas.openxmlformats.org/markup-compatibility/2006" xmlns:aink="http://schemas.microsoft.com/office/drawing/2016/ink" xmlns:am3d="http://schemas.microsoft.com/office/drawing/2017/model3d" xmlns:o="urn:schemas-microsoft-com:office:office" xmlns:oel="http://schemas.microsoft.com/office/2019/extlst" xmlns:r="http://schemas.openxmlformats.org/officeDocument/2006/relationships" xmlns:m="http://schemas.openxmlformats.org/officeDocument/2006/math" xmlns:v="urn:schemas-microsoft-com:vml" xmlns:wp14="http://schemas.microsoft.com/office/word/2010/wordprocessingDrawing" xmlns:wp="http://schemas.openxmlformats.org/drawingml/2006/wordprocessingDrawing" xmlns:w10="urn:schemas-microsoft-com:office:word" xmlns:w="http://schemas.openxmlformats.org/wordprocessingml/2006/main" xmlns:w14="http://schemas.microsoft.com/office/word/2010/wordml" xmlns:w15="http://schemas.microsoft.com/office/word/2012/wordml" xmlns:w16cex="http://schemas.microsoft.com/office/word/2018/wordml/cex" xmlns:w16cid="http://schemas.microsoft.com/office/word/2016/wordml/cid" xmlns:w16="http://schemas.microsoft.com/office/word/2018/wordml" xmlns:w16du="http://schemas.microsoft.com/office/word/2023/wordml/word16du" xmlns:w16sdtdh="http://schemas.microsoft.com/office/word/2020/wordml/sdtdatahash" xmlns:w16se="http://schemas.microsoft.com/office/word/2015/wordml/symex" xmlns:wpg="http://schemas.microsoft.com/office/word/2010/wordprocessingGroup" xmlns:wpi="http://schemas.microsoft.com/office/word/2010/wordprocessingInk" xmlns:wne="http://schemas.microsoft.com/office/word/2006/wordml" xmlns:wps="http://schemas.microsoft.com/office/word/2010/wordprocessingShape" mc:Ignorable="w14 w15 w16se w16cid w16 w16cex w16sdtdh w16du wp14">
+<w:ftr xmlns:wpc="http://schemas.microsoft.com/office/word/2010/wordprocessingCanvas" xmlns:cx="http://schemas.microsoft.com/office/drawing/2014/chartex" xmlns:cx1="http://schemas.microsoft.com/office/drawing/2015/9/8/chartex" xmlns:cx2="http://schemas.microsoft.com/office/drawing/2015/10/21/chartex" xmlns:cx3="http://schemas.microsoft.com/office/drawing/2016/5/9/chartex" xmlns:cx4="http://schemas.microsoft.com/office/drawing/2016/5/10/chartex" xmlns:cx5="http://schemas.microsoft.com/office/drawing/2016/5/11/chartex" xmlns:cx6="http://schemas.microsoft.com/office/drawing/2016/5/12/chartex" xmlns:cx7="http://schemas.microsoft.com/office/drawing/2016/5/13/chartex" xmlns:cx8="http://schemas.microsoft.com/office/drawing/2016/5/14/chartex" xmlns:mc="http://schemas.openxmlformats.org/markup-compatibility/2006" xmlns:aink="http://schemas.microsoft.com/office/drawing/2016/ink" xmlns:am3d="http://schemas.microsoft.com/office/drawing/2017/model3d" xmlns:o="urn:schemas-microsoft-com:office:office" xmlns:oel="http://schemas.microsoft.com/office/2019/extlst" xmlns:r="http://schemas.openxmlformats.org/officeDocument/2006/relationships" xmlns:m="http://schemas.openxmlformats.org/officeDocument/2006/math" xmlns:v="urn:schemas-microsoft-com:vml" xmlns:wp14="http://schemas.microsoft.com/office/word/2010/wordprocessingDrawing" xmlns:wp="http://schemas.openxmlformats.org/drawingml/2006/wordprocessingDrawing" xmlns:w10="urn:schemas-microsoft-com:office:word" xmlns:w="http://schemas.openxmlformats.org/wordprocessingml/2006/main" xmlns:w14="http://schemas.microsoft.com/office/word/2010/wordml" xmlns:w15="http://schemas.microsoft.com/office/word/2012/wordml" xmlns:w16cex="http://schemas.microsoft.com/office/word/2018/wordml/cex" xmlns:w16cid="http://schemas.microsoft.com/office/word/2016/wordml/cid" xmlns:w16="http://schemas.microsoft.com/office/word/2018/wordml" xmlns:w16du="http://schemas.microsoft.com/office/word/2023/wordml/word16du" xmlns:w16sdtdh="http://schemas.microsoft.com/office/word/2020/wordml/sdtdatahash" xmlns:w16sdtfl="http://schemas.microsoft.com/office/word/2024/wordml/sdtformatlock" xmlns:w16se="http://schemas.microsoft.com/office/word/2015/wordml/symex" xmlns:wpg="http://schemas.microsoft.com/office/word/2010/wordprocessingGroup" xmlns:wpi="http://schemas.microsoft.com/office/word/2010/wordprocessingInk" xmlns:wne="http://schemas.microsoft.com/office/word/2006/wordml" xmlns:wps="http://schemas.microsoft.com/office/word/2010/wordprocessingShape" mc:Ignorable="w14 w15 w16se w16cid w16 w16cex w16sdtdh w16sdtfl w16du wp14">
   <w:p>
     <w:pPr>
       <w:pStyle w:val="Footer"/>
@@ -8123,7 +8046,7 @@
         </mc:Choice>
         <mc:Fallback>
           <w:pict>
-            <v:group w14:anchorId="0778C64F" id="Group 441" o:spid="_x0000_s1026" style="position:absolute;margin-left:0;margin-top:0;width:610.8pt;height:64.8pt;flip:y;z-index:251659264;mso-width-percent:1000;mso-height-percent:910;mso-position-horizontal:center;mso-position-horizontal-relative:page;mso-position-vertical:bottom;mso-position-vertical-relative:page;mso-width-percent:1000;mso-height-percent:910;mso-height-relative:bottom-margin-area" coordorigin="8,9" coordsize="12208,1439" o:gfxdata="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" o:allowincell="f">
+            <v:group w14:anchorId="389B4494" id="Group 441" o:spid="_x0000_s1026" style="position:absolute;margin-left:0;margin-top:0;width:610.8pt;height:64.8pt;flip:y;z-index:251659264;mso-width-percent:1000;mso-height-percent:910;mso-position-horizontal:center;mso-position-horizontal-relative:page;mso-position-vertical:bottom;mso-position-vertical-relative:page;mso-width-percent:1000;mso-height-percent:910;mso-height-relative:bottom-margin-area" coordorigin="8,9" coordsize="12208,1439" o:gfxdata="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" o:allowincell="f">
               <v:shapetype id="_x0000_t32" coordsize="21600,21600" o:spt="32" o:oned="t" path="m,l21600,21600e" filled="f">
                 <v:path arrowok="t" fillok="f" o:connecttype="none"/>
                 <o:lock v:ext="edit" shapetype="t"/>
@@ -8202,7 +8125,7 @@
         </mc:Choice>
         <mc:Fallback>
           <w:pict>
-            <v:rect w14:anchorId="63058E69" id="Rectangle 444" o:spid="_x0000_s1026" style="position:absolute;margin-left:0;margin-top:0;width:7.15pt;height:64.8pt;z-index:251661312;visibility:visible;mso-wrap-style:square;mso-width-percent:0;mso-height-percent:900;mso-wrap-distance-left:9pt;mso-wrap-distance-top:0;mso-wrap-distance-right:9pt;mso-wrap-distance-bottom:0;mso-position-horizontal:center;mso-position-horizontal-relative:left-margin-area;mso-position-vertical:bottom;mso-position-vertical-relative:page;mso-width-percent:0;mso-height-percent:900;mso-width-relative:page;mso-height-relative:bottom-margin-area;v-text-anchor:top" o:gfxdata="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" fillcolor="#918485 [3208]" strokecolor="#d34817 [3204]">
+            <v:rect w14:anchorId="6084648F" id="Rectangle 444" o:spid="_x0000_s1026" style="position:absolute;margin-left:0;margin-top:0;width:7.15pt;height:64.8pt;z-index:251661312;visibility:visible;mso-wrap-style:square;mso-width-percent:0;mso-height-percent:900;mso-wrap-distance-left:9pt;mso-wrap-distance-top:0;mso-wrap-distance-right:9pt;mso-wrap-distance-bottom:0;mso-position-horizontal:center;mso-position-horizontal-relative:left-margin-area;mso-position-vertical:bottom;mso-position-vertical-relative:page;mso-width-percent:0;mso-height-percent:900;mso-width-relative:page;mso-height-relative:bottom-margin-area;v-text-anchor:top" o:gfxdata="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" fillcolor="#918485 [3208]" strokecolor="#d34817 [3204]">
               <w10:wrap anchorx="margin" anchory="page"/>
             </v:rect>
           </w:pict>
@@ -8275,7 +8198,7 @@
         </mc:Choice>
         <mc:Fallback>
           <w:pict>
-            <v:rect w14:anchorId="7146210B" id="Rectangle 445" o:spid="_x0000_s1026" style="position:absolute;margin-left:0;margin-top:0;width:7.2pt;height:64.8pt;z-index:251660288;visibility:visible;mso-wrap-style:square;mso-width-percent:0;mso-height-percent:900;mso-wrap-distance-left:9pt;mso-wrap-distance-top:0;mso-wrap-distance-right:9pt;mso-wrap-distance-bottom:0;mso-position-horizontal:center;mso-position-horizontal-relative:right-margin-area;mso-position-vertical:bottom;mso-position-vertical-relative:page;mso-width-percent:0;mso-height-percent:900;mso-width-relative:page;mso-height-relative:bottom-margin-area;v-text-anchor:top" o:gfxdata="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" fillcolor="#918485 [3208]" strokecolor="#d34817 [3204]">
+            <v:rect w14:anchorId="63ECDC6D" id="Rectangle 445" o:spid="_x0000_s1026" style="position:absolute;margin-left:0;margin-top:0;width:7.2pt;height:64.8pt;z-index:251660288;visibility:visible;mso-wrap-style:square;mso-width-percent:0;mso-height-percent:900;mso-wrap-distance-left:9pt;mso-wrap-distance-top:0;mso-wrap-distance-right:9pt;mso-wrap-distance-bottom:0;mso-position-horizontal:center;mso-position-horizontal-relative:right-margin-area;mso-position-vertical:bottom;mso-position-vertical-relative:page;mso-width-percent:0;mso-height-percent:900;mso-width-relative:page;mso-height-relative:bottom-margin-area;v-text-anchor:top" o:gfxdata="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" fillcolor="#918485 [3208]" strokecolor="#d34817 [3204]">
               <w10:wrap anchorx="margin" anchory="page"/>
             </v:rect>
           </w:pict>
@@ -8287,7 +8210,7 @@
 </file>
 
 <file path=word/footer2.xml><?xml version="1.0" encoding="utf-8"?>
-<w:ftr xmlns:wpc="http://schemas.microsoft.com/office/word/2010/wordprocessingCanvas" xmlns:cx="http://schemas.microsoft.com/office/drawing/2014/chartex" xmlns:cx1="http://schemas.microsoft.com/office/drawing/2015/9/8/chartex" xmlns:cx2="http://schemas.microsoft.com/office/drawing/2015/10/21/chartex" xmlns:cx3="http://schemas.microsoft.com/office/drawing/2016/5/9/chartex" xmlns:cx4="http://schemas.microsoft.com/office/drawing/2016/5/10/chartex" xmlns:cx5="http://schemas.microsoft.com/office/drawing/2016/5/11/chartex" xmlns:cx6="http://schemas.microsoft.com/office/drawing/2016/5/12/chartex" xmlns:cx7="http://schemas.microsoft.com/office/drawing/2016/5/13/chartex" xmlns:cx8="http://schemas.microsoft.com/office/drawing/2016/5/14/chartex" xmlns:mc="http://schemas.openxmlformats.org/markup-compatibility/2006" xmlns:aink="http://schemas.microsoft.com/office/drawing/2016/ink" xmlns:am3d="http://schemas.microsoft.com/office/drawing/2017/model3d" xmlns:o="urn:schemas-microsoft-com:office:office" xmlns:oel="http://schemas.microsoft.com/office/2019/extlst" xmlns:r="http://schemas.openxmlformats.org/officeDocument/2006/relationships" xmlns:m="http://schemas.openxmlformats.org/officeDocument/2006/math" xmlns:v="urn:schemas-microsoft-com:vml" xmlns:wp14="http://schemas.microsoft.com/office/word/2010/wordprocessingDrawing" xmlns:wp="http://schemas.openxmlformats.org/drawingml/2006/wordprocessingDrawing" xmlns:w10="urn:schemas-microsoft-com:office:word" xmlns:w="http://schemas.openxmlformats.org/wordprocessingml/2006/main" xmlns:w14="http://schemas.microsoft.com/office/word/2010/wordml" xmlns:w15="http://schemas.microsoft.com/office/word/2012/wordml" xmlns:w16cex="http://schemas.microsoft.com/office/word/2018/wordml/cex" xmlns:w16cid="http://schemas.microsoft.com/office/word/2016/wordml/cid" xmlns:w16="http://schemas.microsoft.com/office/word/2018/wordml" xmlns:w16du="http://schemas.microsoft.com/office/word/2023/wordml/word16du" xmlns:w16sdtdh="http://schemas.microsoft.com/office/word/2020/wordml/sdtdatahash" xmlns:w16se="http://schemas.microsoft.com/office/word/2015/wordml/symex" xmlns:wpg="http://schemas.microsoft.com/office/word/2010/wordprocessingGroup" xmlns:wpi="http://schemas.microsoft.com/office/word/2010/wordprocessingInk" xmlns:wne="http://schemas.microsoft.com/office/word/2006/wordml" xmlns:wps="http://schemas.microsoft.com/office/word/2010/wordprocessingShape" mc:Ignorable="w14 w15 w16se w16cid w16 w16cex w16sdtdh w16du wp14">
+<w:ftr xmlns:wpc="http://schemas.microsoft.com/office/word/2010/wordprocessingCanvas" xmlns:cx="http://schemas.microsoft.com/office/drawing/2014/chartex" xmlns:cx1="http://schemas.microsoft.com/office/drawing/2015/9/8/chartex" xmlns:cx2="http://schemas.microsoft.com/office/drawing/2015/10/21/chartex" xmlns:cx3="http://schemas.microsoft.com/office/drawing/2016/5/9/chartex" xmlns:cx4="http://schemas.microsoft.com/office/drawing/2016/5/10/chartex" xmlns:cx5="http://schemas.microsoft.com/office/drawing/2016/5/11/chartex" xmlns:cx6="http://schemas.microsoft.com/office/drawing/2016/5/12/chartex" xmlns:cx7="http://schemas.microsoft.com/office/drawing/2016/5/13/chartex" xmlns:cx8="http://schemas.microsoft.com/office/drawing/2016/5/14/chartex" xmlns:mc="http://schemas.openxmlformats.org/markup-compatibility/2006" xmlns:aink="http://schemas.microsoft.com/office/drawing/2016/ink" xmlns:am3d="http://schemas.microsoft.com/office/drawing/2017/model3d" xmlns:o="urn:schemas-microsoft-com:office:office" xmlns:oel="http://schemas.microsoft.com/office/2019/extlst" xmlns:r="http://schemas.openxmlformats.org/officeDocument/2006/relationships" xmlns:m="http://schemas.openxmlformats.org/officeDocument/2006/math" xmlns:v="urn:schemas-microsoft-com:vml" xmlns:wp14="http://schemas.microsoft.com/office/word/2010/wordprocessingDrawing" xmlns:wp="http://schemas.openxmlformats.org/drawingml/2006/wordprocessingDrawing" xmlns:w10="urn:schemas-microsoft-com:office:word" xmlns:w="http://schemas.openxmlformats.org/wordprocessingml/2006/main" xmlns:w14="http://schemas.microsoft.com/office/word/2010/wordml" xmlns:w15="http://schemas.microsoft.com/office/word/2012/wordml" xmlns:w16cex="http://schemas.microsoft.com/office/word/2018/wordml/cex" xmlns:w16cid="http://schemas.microsoft.com/office/word/2016/wordml/cid" xmlns:w16="http://schemas.microsoft.com/office/word/2018/wordml" xmlns:w16du="http://schemas.microsoft.com/office/word/2023/wordml/word16du" xmlns:w16sdtdh="http://schemas.microsoft.com/office/word/2020/wordml/sdtdatahash" xmlns:w16sdtfl="http://schemas.microsoft.com/office/word/2024/wordml/sdtformatlock" xmlns:w16se="http://schemas.microsoft.com/office/word/2015/wordml/symex" xmlns:wpg="http://schemas.microsoft.com/office/word/2010/wordprocessingGroup" xmlns:wpi="http://schemas.microsoft.com/office/word/2010/wordprocessingInk" xmlns:wne="http://schemas.microsoft.com/office/word/2006/wordml" xmlns:wps="http://schemas.microsoft.com/office/word/2010/wordprocessingShape" mc:Ignorable="w14 w15 w16se w16cid w16 w16cex w16sdtdh w16sdtfl w16du wp14">
   <w:p>
     <w:pPr>
       <w:pStyle w:val="Footer"/>
@@ -8551,7 +8474,7 @@
         </mc:Choice>
         <mc:Fallback>
           <w:pict>
-            <v:group w14:anchorId="4EE3E28A" id="Group 460" o:spid="_x0000_s1026" style="position:absolute;margin-left:0;margin-top:0;width:6pt;height:66pt;z-index:251670528;mso-height-percent:780;mso-position-horizontal:left;mso-position-horizontal-relative:right-margin-area;mso-position-vertical:bottom;mso-position-vertical-relative:page;mso-height-percent:780;mso-height-relative:bottom-margin-area" coordorigin="2820,4935" coordsize="120,1320" o:gfxdata="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">
+            <v:group w14:anchorId="5199E4CF" id="Group 460" o:spid="_x0000_s1026" style="position:absolute;margin-left:0;margin-top:0;width:6pt;height:66pt;z-index:251670528;mso-height-percent:780;mso-position-horizontal:left;mso-position-horizontal-relative:right-margin-area;mso-position-vertical:bottom;mso-position-vertical-relative:page;mso-height-percent:780;mso-height-relative:bottom-margin-area" coordorigin="2820,4935" coordsize="120,1320" o:gfxdata="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">
               <v:shapetype id="_x0000_t32" coordsize="21600,21600" o:spt="32" o:oned="t" path="m,l21600,21600e" filled="f">
                 <v:path arrowok="t" fillok="f" o:connecttype="none"/>
                 <o:lock v:ext="edit" shapetype="t"/>
@@ -8570,7 +8493,7 @@
 </file>
 
 <file path=word/footnotes.xml><?xml version="1.0" encoding="utf-8"?>
-<w:footnotes xmlns:wpc="http://schemas.microsoft.com/office/word/2010/wordprocessingCanvas" xmlns:cx="http://schemas.microsoft.com/office/drawing/2014/chartex" xmlns:cx1="http://schemas.microsoft.com/office/drawing/2015/9/8/chartex" xmlns:cx2="http://schemas.microsoft.com/office/drawing/2015/10/21/chartex" xmlns:cx3="http://schemas.microsoft.com/office/drawing/2016/5/9/chartex" xmlns:cx4="http://schemas.microsoft.com/office/drawing/2016/5/10/chartex" xmlns:cx5="http://schemas.microsoft.com/office/drawing/2016/5/11/chartex" xmlns:cx6="http://schemas.microsoft.com/office/drawing/2016/5/12/chartex" xmlns:cx7="http://schemas.microsoft.com/office/drawing/2016/5/13/chartex" xmlns:cx8="http://schemas.microsoft.com/office/drawing/2016/5/14/chartex" xmlns:mc="http://schemas.openxmlformats.org/markup-compatibility/2006" xmlns:aink="http://schemas.microsoft.com/office/drawing/2016/ink" xmlns:am3d="http://schemas.microsoft.com/office/drawing/2017/model3d" xmlns:o="urn:schemas-microsoft-com:office:office" xmlns:oel="http://schemas.microsoft.com/office/2019/extlst" xmlns:r="http://schemas.openxmlformats.org/officeDocument/2006/relationships" xmlns:m="http://schemas.openxmlformats.org/officeDocument/2006/math" xmlns:v="urn:schemas-microsoft-com:vml" xmlns:wp14="http://schemas.microsoft.com/office/word/2010/wordprocessingDrawing" xmlns:wp="http://schemas.openxmlformats.org/drawingml/2006/wordprocessingDrawing" xmlns:w10="urn:schemas-microsoft-com:office:word" xmlns:w="http://schemas.openxmlformats.org/wordprocessingml/2006/main" xmlns:w14="http://schemas.microsoft.com/office/word/2010/wordml" xmlns:w15="http://schemas.microsoft.com/office/word/2012/wordml" xmlns:w16cex="http://schemas.microsoft.com/office/word/2018/wordml/cex" xmlns:w16cid="http://schemas.microsoft.com/office/word/2016/wordml/cid" xmlns:w16="http://schemas.microsoft.com/office/word/2018/wordml" xmlns:w16du="http://schemas.microsoft.com/office/word/2023/wordml/word16du" xmlns:w16sdtdh="http://schemas.microsoft.com/office/word/2020/wordml/sdtdatahash" xmlns:w16se="http://schemas.microsoft.com/office/word/2015/wordml/symex" xmlns:wpg="http://schemas.microsoft.com/office/word/2010/wordprocessingGroup" xmlns:wpi="http://schemas.microsoft.com/office/word/2010/wordprocessingInk" xmlns:wne="http://schemas.microsoft.com/office/word/2006/wordml" xmlns:wps="http://schemas.microsoft.com/office/word/2010/wordprocessingShape" mc:Ignorable="w14 w15 w16se w16cid w16 w16cex w16sdtdh w16du wp14">
+<w:footnotes xmlns:wpc="http://schemas.microsoft.com/office/word/2010/wordprocessingCanvas" xmlns:cx="http://schemas.microsoft.com/office/drawing/2014/chartex" xmlns:cx1="http://schemas.microsoft.com/office/drawing/2015/9/8/chartex" xmlns:cx2="http://schemas.microsoft.com/office/drawing/2015/10/21/chartex" xmlns:cx3="http://schemas.microsoft.com/office/drawing/2016/5/9/chartex" xmlns:cx4="http://schemas.microsoft.com/office/drawing/2016/5/10/chartex" xmlns:cx5="http://schemas.microsoft.com/office/drawing/2016/5/11/chartex" xmlns:cx6="http://schemas.microsoft.com/office/drawing/2016/5/12/chartex" xmlns:cx7="http://schemas.microsoft.com/office/drawing/2016/5/13/chartex" xmlns:cx8="http://schemas.microsoft.com/office/drawing/2016/5/14/chartex" xmlns:mc="http://schemas.openxmlformats.org/markup-compatibility/2006" xmlns:aink="http://schemas.microsoft.com/office/drawing/2016/ink" xmlns:am3d="http://schemas.microsoft.com/office/drawing/2017/model3d" xmlns:o="urn:schemas-microsoft-com:office:office" xmlns:oel="http://schemas.microsoft.com/office/2019/extlst" xmlns:r="http://schemas.openxmlformats.org/officeDocument/2006/relationships" xmlns:m="http://schemas.openxmlformats.org/officeDocument/2006/math" xmlns:v="urn:schemas-microsoft-com:vml" xmlns:wp14="http://schemas.microsoft.com/office/word/2010/wordprocessingDrawing" xmlns:wp="http://schemas.openxmlformats.org/drawingml/2006/wordprocessingDrawing" xmlns:w10="urn:schemas-microsoft-com:office:word" xmlns:w="http://schemas.openxmlformats.org/wordprocessingml/2006/main" xmlns:w14="http://schemas.microsoft.com/office/word/2010/wordml" xmlns:w15="http://schemas.microsoft.com/office/word/2012/wordml" xmlns:w16cex="http://schemas.microsoft.com/office/word/2018/wordml/cex" xmlns:w16cid="http://schemas.microsoft.com/office/word/2016/wordml/cid" xmlns:w16="http://schemas.microsoft.com/office/word/2018/wordml" xmlns:w16du="http://schemas.microsoft.com/office/word/2023/wordml/word16du" xmlns:w16sdtdh="http://schemas.microsoft.com/office/word/2020/wordml/sdtdatahash" xmlns:w16sdtfl="http://schemas.microsoft.com/office/word/2024/wordml/sdtformatlock" xmlns:w16se="http://schemas.microsoft.com/office/word/2015/wordml/symex" xmlns:wpg="http://schemas.microsoft.com/office/word/2010/wordprocessingGroup" xmlns:wpi="http://schemas.microsoft.com/office/word/2010/wordprocessingInk" xmlns:wne="http://schemas.microsoft.com/office/word/2006/wordml" xmlns:wps="http://schemas.microsoft.com/office/word/2010/wordprocessingShape" mc:Ignorable="w14 w15 w16se w16cid w16 w16cex w16sdtdh w16sdtfl w16du wp14">
   <w:footnote w:type="separator" w:id="-1">
     <w:p>
       <w:r>
@@ -8751,7 +8674,7 @@
 </file>
 
 <file path=word/header1.xml><?xml version="1.0" encoding="utf-8"?>
-<w:hdr xmlns:wpc="http://schemas.microsoft.com/office/word/2010/wordprocessingCanvas" xmlns:cx="http://schemas.microsoft.com/office/drawing/2014/chartex" xmlns:cx1="http://schemas.microsoft.com/office/drawing/2015/9/8/chartex" xmlns:cx2="http://schemas.microsoft.com/office/drawing/2015/10/21/chartex" xmlns:cx3="http://schemas.microsoft.com/office/drawing/2016/5/9/chartex" xmlns:cx4="http://schemas.microsoft.com/office/drawing/2016/5/10/chartex" xmlns:cx5="http://schemas.microsoft.com/office/drawing/2016/5/11/chartex" xmlns:cx6="http://schemas.microsoft.com/office/drawing/2016/5/12/chartex" xmlns:cx7="http://schemas.microsoft.com/office/drawing/2016/5/13/chartex" xmlns:cx8="http://schemas.microsoft.com/office/drawing/2016/5/14/chartex" xmlns:mc="http://schemas.openxmlformats.org/markup-compatibility/2006" xmlns:aink="http://schemas.microsoft.com/office/drawing/2016/ink" xmlns:am3d="http://schemas.microsoft.com/office/drawing/2017/model3d" xmlns:o="urn:schemas-microsoft-com:office:office" xmlns:oel="http://schemas.microsoft.com/office/2019/extlst" xmlns:r="http://schemas.openxmlformats.org/officeDocument/2006/relationships" xmlns:m="http://schemas.openxmlformats.org/officeDocument/2006/math" xmlns:v="urn:schemas-microsoft-com:vml" xmlns:wp14="http://schemas.microsoft.com/office/word/2010/wordprocessingDrawing" xmlns:wp="http://schemas.openxmlformats.org/drawingml/2006/wordprocessingDrawing" xmlns:w10="urn:schemas-microsoft-com:office:word" xmlns:w="http://schemas.openxmlformats.org/wordprocessingml/2006/main" xmlns:w14="http://schemas.microsoft.com/office/word/2010/wordml" xmlns:w15="http://schemas.microsoft.com/office/word/2012/wordml" xmlns:w16cex="http://schemas.microsoft.com/office/word/2018/wordml/cex" xmlns:w16cid="http://schemas.microsoft.com/office/word/2016/wordml/cid" xmlns:w16="http://schemas.microsoft.com/office/word/2018/wordml" xmlns:w16du="http://schemas.microsoft.com/office/word/2023/wordml/word16du" xmlns:w16sdtdh="http://schemas.microsoft.com/office/word/2020/wordml/sdtdatahash" xmlns:w16se="http://schemas.microsoft.com/office/word/2015/wordml/symex" xmlns:wpg="http://schemas.microsoft.com/office/word/2010/wordprocessingGroup" xmlns:wpi="http://schemas.microsoft.com/office/word/2010/wordprocessingInk" xmlns:wne="http://schemas.microsoft.com/office/word/2006/wordml" xmlns:wps="http://schemas.microsoft.com/office/word/2010/wordprocessingShape" mc:Ignorable="w14 w15 w16se w16cid w16 w16cex w16sdtdh w16du wp14">
+<w:hdr xmlns:wpc="http://schemas.microsoft.com/office/word/2010/wordprocessingCanvas" xmlns:cx="http://schemas.microsoft.com/office/drawing/2014/chartex" xmlns:cx1="http://schemas.microsoft.com/office/drawing/2015/9/8/chartex" xmlns:cx2="http://schemas.microsoft.com/office/drawing/2015/10/21/chartex" xmlns:cx3="http://schemas.microsoft.com/office/drawing/2016/5/9/chartex" xmlns:cx4="http://schemas.microsoft.com/office/drawing/2016/5/10/chartex" xmlns:cx5="http://schemas.microsoft.com/office/drawing/2016/5/11/chartex" xmlns:cx6="http://schemas.microsoft.com/office/drawing/2016/5/12/chartex" xmlns:cx7="http://schemas.microsoft.com/office/drawing/2016/5/13/chartex" xmlns:cx8="http://schemas.microsoft.com/office/drawing/2016/5/14/chartex" xmlns:mc="http://schemas.openxmlformats.org/markup-compatibility/2006" xmlns:aink="http://schemas.microsoft.com/office/drawing/2016/ink" xmlns:am3d="http://schemas.microsoft.com/office/drawing/2017/model3d" xmlns:o="urn:schemas-microsoft-com:office:office" xmlns:oel="http://schemas.microsoft.com/office/2019/extlst" xmlns:r="http://schemas.openxmlformats.org/officeDocument/2006/relationships" xmlns:m="http://schemas.openxmlformats.org/officeDocument/2006/math" xmlns:v="urn:schemas-microsoft-com:vml" xmlns:wp14="http://schemas.microsoft.com/office/word/2010/wordprocessingDrawing" xmlns:wp="http://schemas.openxmlformats.org/drawingml/2006/wordprocessingDrawing" xmlns:w10="urn:schemas-microsoft-com:office:word" xmlns:w="http://schemas.openxmlformats.org/wordprocessingml/2006/main" xmlns:w14="http://schemas.microsoft.com/office/word/2010/wordml" xmlns:w15="http://schemas.microsoft.com/office/word/2012/wordml" xmlns:w16cex="http://schemas.microsoft.com/office/word/2018/wordml/cex" xmlns:w16cid="http://schemas.microsoft.com/office/word/2016/wordml/cid" xmlns:w16="http://schemas.microsoft.com/office/word/2018/wordml" xmlns:w16du="http://schemas.microsoft.com/office/word/2023/wordml/word16du" xmlns:w16sdtdh="http://schemas.microsoft.com/office/word/2020/wordml/sdtdatahash" xmlns:w16sdtfl="http://schemas.microsoft.com/office/word/2024/wordml/sdtformatlock" xmlns:w16se="http://schemas.microsoft.com/office/word/2015/wordml/symex" xmlns:wpg="http://schemas.microsoft.com/office/word/2010/wordprocessingGroup" xmlns:wpi="http://schemas.microsoft.com/office/word/2010/wordprocessingInk" xmlns:wne="http://schemas.microsoft.com/office/word/2006/wordml" xmlns:wps="http://schemas.microsoft.com/office/word/2010/wordprocessingShape" mc:Ignorable="w14 w15 w16se w16cid w16 w16cex w16sdtdh w16sdtfl w16du wp14">
   <w:p>
     <w:pPr>
       <w:pStyle w:val="Header"/>
@@ -8893,7 +8816,7 @@
         </mc:Choice>
         <mc:Fallback>
           <w:pict>
-            <v:group w14:anchorId="788B4B09" id="Group 468" o:spid="_x0000_s1026" style="position:absolute;margin-left:0;margin-top:0;width:791.15pt;height:1in;z-index:251665408;mso-width-percent:1000;mso-height-percent:925;mso-position-horizontal:center;mso-position-horizontal-relative:page;mso-position-vertical:top;mso-position-vertical-relative:page;mso-width-percent:1000;mso-height-percent:925;mso-height-relative:top-margin-area" coordorigin="8,9" coordsize="15823,1439" o:gfxdata="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">
+            <v:group w14:anchorId="4F19BF85" id="Group 468" o:spid="_x0000_s1026" style="position:absolute;margin-left:0;margin-top:0;width:791.15pt;height:1in;z-index:251665408;mso-width-percent:1000;mso-height-percent:925;mso-position-horizontal:center;mso-position-horizontal-relative:page;mso-position-vertical:top;mso-position-vertical-relative:page;mso-width-percent:1000;mso-height-percent:925;mso-height-relative:top-margin-area" coordorigin="8,9" coordsize="15823,1439" o:gfxdata="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">
               <v:shapetype id="_x0000_t32" coordsize="21600,21600" o:spt="32" o:oned="t" path="m,l21600,21600e" filled="f">
                 <v:path arrowok="t" fillok="f" o:connecttype="none"/>
                 <o:lock v:ext="edit" shapetype="t"/>
@@ -8973,7 +8896,7 @@
         </mc:Choice>
         <mc:Fallback>
           <w:pict>
-            <v:rect w14:anchorId="75351076" id="Rectangle 471" o:spid="_x0000_s1026" style="position:absolute;margin-left:0;margin-top:0;width:7.15pt;height:64.8pt;z-index:251664384;visibility:visible;mso-wrap-style:square;mso-width-percent:0;mso-height-percent:900;mso-wrap-distance-left:9pt;mso-wrap-distance-top:0;mso-wrap-distance-right:9pt;mso-wrap-distance-bottom:0;mso-position-horizontal:center;mso-position-horizontal-relative:right-margin-area;mso-position-vertical:top;mso-position-vertical-relative:page;mso-width-percent:0;mso-height-percent:900;mso-width-relative:page;mso-height-relative:top-margin-area;v-text-anchor:top" o:gfxdata="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" fillcolor="#918485 [3208]" strokecolor="#d34817 [3204]">
+            <v:rect w14:anchorId="150E168C" id="Rectangle 471" o:spid="_x0000_s1026" style="position:absolute;margin-left:0;margin-top:0;width:7.15pt;height:64.8pt;z-index:251664384;visibility:visible;mso-wrap-style:square;mso-width-percent:0;mso-height-percent:900;mso-wrap-distance-left:9pt;mso-wrap-distance-top:0;mso-wrap-distance-right:9pt;mso-wrap-distance-bottom:0;mso-position-horizontal:center;mso-position-horizontal-relative:right-margin-area;mso-position-vertical:top;mso-position-vertical-relative:page;mso-width-percent:0;mso-height-percent:900;mso-width-relative:page;mso-height-relative:top-margin-area;v-text-anchor:top" o:gfxdata="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" fillcolor="#918485 [3208]" strokecolor="#d34817 [3204]">
               <w10:wrap anchorx="margin" anchory="page"/>
             </v:rect>
           </w:pict>
@@ -9047,7 +8970,7 @@
         </mc:Choice>
         <mc:Fallback>
           <w:pict>
-            <v:rect w14:anchorId="17BDADDE" id="Rectangle 472" o:spid="_x0000_s1026" style="position:absolute;margin-left:0;margin-top:0;width:7.15pt;height:64.8pt;z-index:251663360;visibility:visible;mso-wrap-style:square;mso-width-percent:0;mso-height-percent:900;mso-wrap-distance-left:9pt;mso-wrap-distance-top:0;mso-wrap-distance-right:9pt;mso-wrap-distance-bottom:0;mso-position-horizontal:center;mso-position-horizontal-relative:left-margin-area;mso-position-vertical:top;mso-position-vertical-relative:page;mso-width-percent:0;mso-height-percent:900;mso-width-relative:page;mso-height-relative:top-margin-area;v-text-anchor:top" o:gfxdata="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" fillcolor="#918485 [3208]" strokecolor="#d34817 [3204]">
+            <v:rect w14:anchorId="5FC24743" id="Rectangle 472" o:spid="_x0000_s1026" style="position:absolute;margin-left:0;margin-top:0;width:7.15pt;height:64.8pt;z-index:251663360;visibility:visible;mso-wrap-style:square;mso-width-percent:0;mso-height-percent:900;mso-wrap-distance-left:9pt;mso-wrap-distance-top:0;mso-wrap-distance-right:9pt;mso-wrap-distance-bottom:0;mso-position-horizontal:center;mso-position-horizontal-relative:left-margin-area;mso-position-vertical:top;mso-position-vertical-relative:page;mso-width-percent:0;mso-height-percent:900;mso-width-relative:page;mso-height-relative:top-margin-area;v-text-anchor:top" o:gfxdata="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" fillcolor="#918485 [3208]" strokecolor="#d34817 [3204]">
               <w10:wrap anchorx="margin" anchory="page"/>
             </v:rect>
           </w:pict>
@@ -9059,7 +8982,7 @@
 </file>
 
 <file path=word/header2.xml><?xml version="1.0" encoding="utf-8"?>
-<w:hdr xmlns:wpc="http://schemas.microsoft.com/office/word/2010/wordprocessingCanvas" xmlns:cx="http://schemas.microsoft.com/office/drawing/2014/chartex" xmlns:cx1="http://schemas.microsoft.com/office/drawing/2015/9/8/chartex" xmlns:cx2="http://schemas.microsoft.com/office/drawing/2015/10/21/chartex" xmlns:cx3="http://schemas.microsoft.com/office/drawing/2016/5/9/chartex" xmlns:cx4="http://schemas.microsoft.com/office/drawing/2016/5/10/chartex" xmlns:cx5="http://schemas.microsoft.com/office/drawing/2016/5/11/chartex" xmlns:cx6="http://schemas.microsoft.com/office/drawing/2016/5/12/chartex" xmlns:cx7="http://schemas.microsoft.com/office/drawing/2016/5/13/chartex" xmlns:cx8="http://schemas.microsoft.com/office/drawing/2016/5/14/chartex" xmlns:mc="http://schemas.openxmlformats.org/markup-compatibility/2006" xmlns:aink="http://schemas.microsoft.com/office/drawing/2016/ink" xmlns:am3d="http://schemas.microsoft.com/office/drawing/2017/model3d" xmlns:o="urn:schemas-microsoft-com:office:office" xmlns:oel="http://schemas.microsoft.com/office/2019/extlst" xmlns:r="http://schemas.openxmlformats.org/officeDocument/2006/relationships" xmlns:m="http://schemas.openxmlformats.org/officeDocument/2006/math" xmlns:v="urn:schemas-microsoft-com:vml" xmlns:wp14="http://schemas.microsoft.com/office/word/2010/wordprocessingDrawing" xmlns:wp="http://schemas.openxmlformats.org/drawingml/2006/wordprocessingDrawing" xmlns:w10="urn:schemas-microsoft-com:office:word" xmlns:w="http://schemas.openxmlformats.org/wordprocessingml/2006/main" xmlns:w14="http://schemas.microsoft.com/office/word/2010/wordml" xmlns:w15="http://schemas.microsoft.com/office/word/2012/wordml" xmlns:w16cex="http://schemas.microsoft.com/office/word/2018/wordml/cex" xmlns:w16cid="http://schemas.microsoft.com/office/word/2016/wordml/cid" xmlns:w16="http://schemas.microsoft.com/office/word/2018/wordml" xmlns:w16du="http://schemas.microsoft.com/office/word/2023/wordml/word16du" xmlns:w16sdtdh="http://schemas.microsoft.com/office/word/2020/wordml/sdtdatahash" xmlns:w16se="http://schemas.microsoft.com/office/word/2015/wordml/symex" xmlns:wpg="http://schemas.microsoft.com/office/word/2010/wordprocessingGroup" xmlns:wpi="http://schemas.microsoft.com/office/word/2010/wordprocessingInk" xmlns:wne="http://schemas.microsoft.com/office/word/2006/wordml" xmlns:wps="http://schemas.microsoft.com/office/word/2010/wordprocessingShape" mc:Ignorable="w14 w15 w16se w16cid w16 w16cex w16sdtdh w16du wp14">
+<w:hdr xmlns:wpc="http://schemas.microsoft.com/office/word/2010/wordprocessingCanvas" xmlns:cx="http://schemas.microsoft.com/office/drawing/2014/chartex" xmlns:cx1="http://schemas.microsoft.com/office/drawing/2015/9/8/chartex" xmlns:cx2="http://schemas.microsoft.com/office/drawing/2015/10/21/chartex" xmlns:cx3="http://schemas.microsoft.com/office/drawing/2016/5/9/chartex" xmlns:cx4="http://schemas.microsoft.com/office/drawing/2016/5/10/chartex" xmlns:cx5="http://schemas.microsoft.com/office/drawing/2016/5/11/chartex" xmlns:cx6="http://schemas.microsoft.com/office/drawing/2016/5/12/chartex" xmlns:cx7="http://schemas.microsoft.com/office/drawing/2016/5/13/chartex" xmlns:cx8="http://schemas.microsoft.com/office/drawing/2016/5/14/chartex" xmlns:mc="http://schemas.openxmlformats.org/markup-compatibility/2006" xmlns:aink="http://schemas.microsoft.com/office/drawing/2016/ink" xmlns:am3d="http://schemas.microsoft.com/office/drawing/2017/model3d" xmlns:o="urn:schemas-microsoft-com:office:office" xmlns:oel="http://schemas.microsoft.com/office/2019/extlst" xmlns:r="http://schemas.openxmlformats.org/officeDocument/2006/relationships" xmlns:m="http://schemas.openxmlformats.org/officeDocument/2006/math" xmlns:v="urn:schemas-microsoft-com:vml" xmlns:wp14="http://schemas.microsoft.com/office/word/2010/wordprocessingDrawing" xmlns:wp="http://schemas.openxmlformats.org/drawingml/2006/wordprocessingDrawing" xmlns:w10="urn:schemas-microsoft-com:office:word" xmlns:w="http://schemas.openxmlformats.org/wordprocessingml/2006/main" xmlns:w14="http://schemas.microsoft.com/office/word/2010/wordml" xmlns:w15="http://schemas.microsoft.com/office/word/2012/wordml" xmlns:w16cex="http://schemas.microsoft.com/office/word/2018/wordml/cex" xmlns:w16cid="http://schemas.microsoft.com/office/word/2016/wordml/cid" xmlns:w16="http://schemas.microsoft.com/office/word/2018/wordml" xmlns:w16du="http://schemas.microsoft.com/office/word/2023/wordml/word16du" xmlns:w16sdtdh="http://schemas.microsoft.com/office/word/2020/wordml/sdtdatahash" xmlns:w16sdtfl="http://schemas.microsoft.com/office/word/2024/wordml/sdtformatlock" xmlns:w16se="http://schemas.microsoft.com/office/word/2015/wordml/symex" xmlns:wpg="http://schemas.microsoft.com/office/word/2010/wordprocessingGroup" xmlns:wpi="http://schemas.microsoft.com/office/word/2010/wordprocessingInk" xmlns:wne="http://schemas.microsoft.com/office/word/2006/wordml" xmlns:wps="http://schemas.microsoft.com/office/word/2010/wordprocessingShape" mc:Ignorable="w14 w15 w16se w16cid w16 w16cex w16sdtdh w16sdtfl w16du wp14">
   <w:p>
     <w:pPr>
       <w:pStyle w:val="Header"/>
@@ -9360,7 +9283,7 @@
 </file>
 
 <file path=word/numbering.xml><?xml version="1.0" encoding="utf-8"?>
-<w:numbering xmlns:wpc="http://schemas.microsoft.com/office/word/2010/wordprocessingCanvas" xmlns:cx="http://schemas.microsoft.com/office/drawing/2014/chartex" xmlns:cx1="http://schemas.microsoft.com/office/drawing/2015/9/8/chartex" xmlns:cx2="http://schemas.microsoft.com/office/drawing/2015/10/21/chartex" xmlns:cx3="http://schemas.microsoft.com/office/drawing/2016/5/9/chartex" xmlns:cx4="http://schemas.microsoft.com/office/drawing/2016/5/10/chartex" xmlns:cx5="http://schemas.microsoft.com/office/drawing/2016/5/11/chartex" xmlns:cx6="http://schemas.microsoft.com/office/drawing/2016/5/12/chartex" xmlns:cx7="http://schemas.microsoft.com/office/drawing/2016/5/13/chartex" xmlns:cx8="http://schemas.microsoft.com/office/drawing/2016/5/14/chartex" xmlns:mc="http://schemas.openxmlformats.org/markup-compatibility/2006" xmlns:aink="http://schemas.microsoft.com/office/drawing/2016/ink" xmlns:am3d="http://schemas.microsoft.com/office/drawing/2017/model3d" xmlns:o="urn:schemas-microsoft-com:office:office" xmlns:oel="http://schemas.microsoft.com/office/2019/extlst" xmlns:r="http://schemas.openxmlformats.org/officeDocument/2006/relationships" xmlns:m="http://schemas.openxmlformats.org/officeDocument/2006/math" xmlns:v="urn:schemas-microsoft-com:vml" xmlns:wp14="http://schemas.microsoft.com/office/word/2010/wordprocessingDrawing" xmlns:wp="http://schemas.openxmlformats.org/drawingml/2006/wordprocessingDrawing" xmlns:w10="urn:schemas-microsoft-com:office:word" xmlns:w="http://schemas.openxmlformats.org/wordprocessingml/2006/main" xmlns:w14="http://schemas.microsoft.com/office/word/2010/wordml" xmlns:w15="http://schemas.microsoft.com/office/word/2012/wordml" xmlns:w16cex="http://schemas.microsoft.com/office/word/2018/wordml/cex" xmlns:w16cid="http://schemas.microsoft.com/office/word/2016/wordml/cid" xmlns:w16="http://schemas.microsoft.com/office/word/2018/wordml" xmlns:w16du="http://schemas.microsoft.com/office/word/2023/wordml/word16du" xmlns:w16sdtdh="http://schemas.microsoft.com/office/word/2020/wordml/sdtdatahash" xmlns:w16se="http://schemas.microsoft.com/office/word/2015/wordml/symex" xmlns:wpg="http://schemas.microsoft.com/office/word/2010/wordprocessingGroup" xmlns:wpi="http://schemas.microsoft.com/office/word/2010/wordprocessingInk" xmlns:wne="http://schemas.microsoft.com/office/word/2006/wordml" xmlns:wps="http://schemas.microsoft.com/office/word/2010/wordprocessingShape" mc:Ignorable="w14 w15 w16se w16cid w16 w16cex w16sdtdh w16du wp14">
+<w:numbering xmlns:wpc="http://schemas.microsoft.com/office/word/2010/wordprocessingCanvas" xmlns:cx="http://schemas.microsoft.com/office/drawing/2014/chartex" xmlns:cx1="http://schemas.microsoft.com/office/drawing/2015/9/8/chartex" xmlns:cx2="http://schemas.microsoft.com/office/drawing/2015/10/21/chartex" xmlns:cx3="http://schemas.microsoft.com/office/drawing/2016/5/9/chartex" xmlns:cx4="http://schemas.microsoft.com/office/drawing/2016/5/10/chartex" xmlns:cx5="http://schemas.microsoft.com/office/drawing/2016/5/11/chartex" xmlns:cx6="http://schemas.microsoft.com/office/drawing/2016/5/12/chartex" xmlns:cx7="http://schemas.microsoft.com/office/drawing/2016/5/13/chartex" xmlns:cx8="http://schemas.microsoft.com/office/drawing/2016/5/14/chartex" xmlns:mc="http://schemas.openxmlformats.org/markup-compatibility/2006" xmlns:aink="http://schemas.microsoft.com/office/drawing/2016/ink" xmlns:am3d="http://schemas.microsoft.com/office/drawing/2017/model3d" xmlns:o="urn:schemas-microsoft-com:office:office" xmlns:oel="http://schemas.microsoft.com/office/2019/extlst" xmlns:r="http://schemas.openxmlformats.org/officeDocument/2006/relationships" xmlns:m="http://schemas.openxmlformats.org/officeDocument/2006/math" xmlns:v="urn:schemas-microsoft-com:vml" xmlns:wp14="http://schemas.microsoft.com/office/word/2010/wordprocessingDrawing" xmlns:wp="http://schemas.openxmlformats.org/drawingml/2006/wordprocessingDrawing" xmlns:w10="urn:schemas-microsoft-com:office:word" xmlns:w="http://schemas.openxmlformats.org/wordprocessingml/2006/main" xmlns:w14="http://schemas.microsoft.com/office/word/2010/wordml" xmlns:w15="http://schemas.microsoft.com/office/word/2012/wordml" xmlns:w16cex="http://schemas.microsoft.com/office/word/2018/wordml/cex" xmlns:w16cid="http://schemas.microsoft.com/office/word/2016/wordml/cid" xmlns:w16="http://schemas.microsoft.com/office/word/2018/wordml" xmlns:w16du="http://schemas.microsoft.com/office/word/2023/wordml/word16du" xmlns:w16sdtdh="http://schemas.microsoft.com/office/word/2020/wordml/sdtdatahash" xmlns:w16sdtfl="http://schemas.microsoft.com/office/word/2024/wordml/sdtformatlock" xmlns:w16se="http://schemas.microsoft.com/office/word/2015/wordml/symex" xmlns:wpg="http://schemas.microsoft.com/office/word/2010/wordprocessingGroup" xmlns:wpi="http://schemas.microsoft.com/office/word/2010/wordprocessingInk" xmlns:wne="http://schemas.microsoft.com/office/word/2006/wordml" xmlns:wps="http://schemas.microsoft.com/office/word/2010/wordprocessingShape" mc:Ignorable="w14 w15 w16se w16cid w16 w16cex w16sdtdh w16sdtfl w16du wp14">
   <w:abstractNum w:abstractNumId="0" w15:restartNumberingAfterBreak="0">
     <w:nsid w:val="FFFFFFFE"/>
     <w:multiLevelType w:val="singleLevel"/>
@@ -10339,7 +10262,7 @@
 </file>
 
 <file path=word/styles.xml><?xml version="1.0" encoding="utf-8"?>
-<w:styles xmlns:mc="http://schemas.openxmlformats.org/markup-compatibility/2006" xmlns:r="http://schemas.openxmlformats.org/officeDocument/2006/relationships" xmlns:w="http://schemas.openxmlformats.org/wordprocessingml/2006/main" xmlns:w14="http://schemas.microsoft.com/office/word/2010/wordml" xmlns:w15="http://schemas.microsoft.com/office/word/2012/wordml" xmlns:w16cex="http://schemas.microsoft.com/office/word/2018/wordml/cex" xmlns:w16cid="http://schemas.microsoft.com/office/word/2016/wordml/cid" xmlns:w16="http://schemas.microsoft.com/office/word/2018/wordml" xmlns:w16du="http://schemas.microsoft.com/office/word/2023/wordml/word16du" xmlns:w16sdtdh="http://schemas.microsoft.com/office/word/2020/wordml/sdtdatahash" xmlns:w16se="http://schemas.microsoft.com/office/word/2015/wordml/symex" mc:Ignorable="w14 w15 w16se w16cid w16 w16cex w16sdtdh w16du">
+<w:styles xmlns:mc="http://schemas.openxmlformats.org/markup-compatibility/2006" xmlns:r="http://schemas.openxmlformats.org/officeDocument/2006/relationships" xmlns:w="http://schemas.openxmlformats.org/wordprocessingml/2006/main" xmlns:w14="http://schemas.microsoft.com/office/word/2010/wordml" xmlns:w15="http://schemas.microsoft.com/office/word/2012/wordml" xmlns:w16cex="http://schemas.microsoft.com/office/word/2018/wordml/cex" xmlns:w16cid="http://schemas.microsoft.com/office/word/2016/wordml/cid" xmlns:w16="http://schemas.microsoft.com/office/word/2018/wordml" xmlns:w16du="http://schemas.microsoft.com/office/word/2023/wordml/word16du" xmlns:w16sdtdh="http://schemas.microsoft.com/office/word/2020/wordml/sdtdatahash" xmlns:w16sdtfl="http://schemas.microsoft.com/office/word/2024/wordml/sdtformatlock" xmlns:w16se="http://schemas.microsoft.com/office/word/2015/wordml/symex" mc:Ignorable="w14 w15 w16se w16cid w16 w16cex w16sdtdh w16sdtfl w16du">
   <w:docDefaults>
     <w:rPrDefault>
       <w:rPr>
